--- a/inbox/Application Aware Networking/Vol_VII_Book_03_FedAAN_Azure_Control_Compliance_Automation.docx
+++ b/inbox/Application Aware Networking/Vol_VII_Book_03_FedAAN_Azure_Control_Compliance_Automation.docx
@@ -36,7 +36,7 @@
     </w:p>
     <w:p>
       <w:pPr>
-        <w:pStyle w:val="FirstParagraph"/>
+        <w:pStyle w:val="FouoBanner"/>
       </w:pPr>
       <w:r>
         <w:t xml:space="preserve">INTERNAL — NOT FOR PUBLIC DISTRIBUTION</w:t>
@@ -53,7 +53,7 @@
     </w:p>
     <w:p>
       <w:pPr>
-        <w:pStyle w:val="FirstParagraph"/>
+        <w:pStyle w:val="CalloutWarning"/>
       </w:pPr>
       <w:r>
         <w:t xml:space="preserve">Developed by the</w:t>
@@ -91,7 +91,7 @@
     <w:bookmarkEnd w:id="9"/>
     <w:p>
       <w:pPr>
-        <w:pStyle w:val="BodyText"/>
+        <w:pStyle w:val="CalloutImportant"/>
       </w:pPr>
       <w:r>
         <w:rPr>
@@ -462,7 +462,7 @@
     </w:tbl>
     <w:p>
       <w:pPr>
-        <w:pStyle w:val="BodyText"/>
+        <w:pStyle w:val="CalloutNote"/>
       </w:pPr>
       <w:r>
         <w:rPr>
@@ -910,7 +910,7 @@
     </w:p>
     <w:p>
       <w:pPr>
-        <w:pStyle w:val="FirstParagraph"/>
+        <w:pStyle w:val="CalloutNote"/>
       </w:pPr>
       <w:r>
         <w:rPr>
@@ -1009,7 +1009,7 @@
     </w:p>
     <w:p>
       <w:pPr>
-        <w:pStyle w:val="FirstParagraph"/>
+        <w:pStyle w:val="CalloutTip"/>
       </w:pPr>
       <w:r>
         <w:t xml:space="preserve">Azure Policy remediates, Defender recommends, Update Manager patches — the native stack is genuinely sufficient to</w:t>
@@ -2881,6 +2881,128 @@
       <w:b w:val="0"/>
       <w:bCs w:val="0"/>
       <w:color w:themeColor="accent1" w:themeShade="BF" w:val="365F91"/>
+    </w:rPr>
+  </w:style>
+  <w:style w:customStyle="1" w:styleId="CalloutWarning" w:type="paragraph">
+    <w:name w:val="CalloutWarning"/>
+    <w:basedOn w:val="BodyText"/>
+    <w:pPr>
+      <w:shd w:color="auto" w:fill="FBF3E4" w:val="clear"/>
+      <w:pBdr>
+        <w:top w:color="C9D4E0" w:space="6" w:sz="4" w:val="single"/>
+        <w:left w:color="D4860B" w:space="6" w:sz="24" w:val="single"/>
+        <w:bottom w:color="C9D4E0" w:space="6" w:sz="4" w:val="single"/>
+        <w:right w:color="C9D4E0" w:space="6" w:sz="4" w:val="single"/>
+      </w:pBdr>
+      <w:spacing w:after="60" w:before="60"/>
+      <w:ind w:left="120" w:right="120"/>
+    </w:pPr>
+    <w:rPr>
+      <w:color w:val="2A2A2A"/>
+    </w:rPr>
+  </w:style>
+  <w:style w:customStyle="1" w:styleId="CalloutImportant" w:type="paragraph">
+    <w:name w:val="CalloutImportant"/>
+    <w:basedOn w:val="BodyText"/>
+    <w:pPr>
+      <w:shd w:color="auto" w:fill="EDF3F9" w:val="clear"/>
+      <w:pBdr>
+        <w:top w:color="C9D4E0" w:space="6" w:sz="4" w:val="single"/>
+        <w:left w:color="1F3A5F" w:space="6" w:sz="24" w:val="single"/>
+        <w:bottom w:color="C9D4E0" w:space="6" w:sz="4" w:val="single"/>
+        <w:right w:color="C9D4E0" w:space="6" w:sz="4" w:val="single"/>
+      </w:pBdr>
+      <w:spacing w:after="60" w:before="60"/>
+      <w:ind w:left="120" w:right="120"/>
+    </w:pPr>
+    <w:rPr>
+      <w:color w:val="2A2A2A"/>
+    </w:rPr>
+  </w:style>
+  <w:style w:customStyle="1" w:styleId="CalloutNote" w:type="paragraph">
+    <w:name w:val="CalloutNote"/>
+    <w:basedOn w:val="BodyText"/>
+    <w:pPr>
+      <w:shd w:color="auto" w:fill="F3F5F8" w:val="clear"/>
+      <w:pBdr>
+        <w:top w:color="C9D4E0" w:space="6" w:sz="4" w:val="single"/>
+        <w:left w:color="5A6B7B" w:space="6" w:sz="24" w:val="single"/>
+        <w:bottom w:color="C9D4E0" w:space="6" w:sz="4" w:val="single"/>
+        <w:right w:color="C9D4E0" w:space="6" w:sz="4" w:val="single"/>
+      </w:pBdr>
+      <w:spacing w:after="60" w:before="60"/>
+      <w:ind w:left="120" w:right="120"/>
+    </w:pPr>
+    <w:rPr>
+      <w:color w:val="2A2A2A"/>
+    </w:rPr>
+  </w:style>
+  <w:style w:customStyle="1" w:styleId="CalloutTip" w:type="paragraph">
+    <w:name w:val="CalloutTip"/>
+    <w:basedOn w:val="BodyText"/>
+    <w:pPr>
+      <w:shd w:color="auto" w:fill="E6F5F2" w:val="clear"/>
+      <w:pBdr>
+        <w:top w:color="C9D4E0" w:space="6" w:sz="4" w:val="single"/>
+        <w:left w:color="1A9E8F" w:space="6" w:sz="24" w:val="single"/>
+        <w:bottom w:color="C9D4E0" w:space="6" w:sz="4" w:val="single"/>
+        <w:right w:color="C9D4E0" w:space="6" w:sz="4" w:val="single"/>
+      </w:pBdr>
+      <w:spacing w:after="60" w:before="60"/>
+      <w:ind w:left="120" w:right="120"/>
+    </w:pPr>
+    <w:rPr>
+      <w:color w:val="2A2A2A"/>
+    </w:rPr>
+  </w:style>
+  <w:style w:customStyle="1" w:styleId="CalloutCaution" w:type="paragraph">
+    <w:name w:val="CalloutCaution"/>
+    <w:basedOn w:val="BodyText"/>
+    <w:pPr>
+      <w:shd w:color="auto" w:fill="F9EAE8" w:val="clear"/>
+      <w:pBdr>
+        <w:top w:color="C9D4E0" w:space="6" w:sz="4" w:val="single"/>
+        <w:left w:color="C0392B" w:space="6" w:sz="24" w:val="single"/>
+        <w:bottom w:color="C9D4E0" w:space="6" w:sz="4" w:val="single"/>
+        <w:right w:color="C9D4E0" w:space="6" w:sz="4" w:val="single"/>
+      </w:pBdr>
+      <w:spacing w:after="60" w:before="60"/>
+      <w:ind w:left="120" w:right="120"/>
+    </w:pPr>
+    <w:rPr>
+      <w:color w:val="2A2A2A"/>
+    </w:rPr>
+  </w:style>
+  <w:style w:customStyle="1" w:styleId="ExecSummary" w:type="paragraph">
+    <w:name w:val="ExecSummary"/>
+    <w:basedOn w:val="BodyText"/>
+    <w:pPr>
+      <w:shd w:color="auto" w:fill="EDF3F9" w:val="clear"/>
+      <w:pBdr>
+        <w:top w:color="C9D4E0" w:space="6" w:sz="4" w:val="single"/>
+        <w:left w:color="1F3A5F" w:space="6" w:sz="24" w:val="single"/>
+        <w:bottom w:color="C9D4E0" w:space="6" w:sz="4" w:val="single"/>
+        <w:right w:color="C9D4E0" w:space="6" w:sz="4" w:val="single"/>
+      </w:pBdr>
+      <w:spacing w:after="60" w:before="60"/>
+      <w:ind w:left="120" w:right="120"/>
+    </w:pPr>
+    <w:rPr>
+      <w:color w:val="2A2A2A"/>
+    </w:rPr>
+  </w:style>
+  <w:style w:customStyle="1" w:styleId="FouoBanner" w:type="paragraph">
+    <w:name w:val="FouoBanner"/>
+    <w:basedOn w:val="Normal"/>
+    <w:pPr>
+      <w:shd w:color="auto" w:fill="F9EAE8" w:val="clear"/>
+      <w:jc w:val="center"/>
+      <w:spacing w:after="60" w:before="60"/>
+      <w:ind w:left="120" w:right="120"/>
+    </w:pPr>
+    <w:rPr>
+      <w:b/>
+      <w:color w:val="C0392B"/>
     </w:rPr>
   </w:style>
   <w:style w:type="character" w:customStyle="1" w:styleId="KeywordTok">

--- a/inbox/Application Aware Networking/Vol_VII_Book_03_FedAAN_Azure_Control_Compliance_Automation.docx
+++ b/inbox/Application Aware Networking/Vol_VII_Book_03_FedAAN_Azure_Control_Compliance_Automation.docx
@@ -153,7 +153,23 @@
         <w:t xml:space="preserve"> </w:t>
       </w:r>
       <w:r>
-        <w:t xml:space="preserve">all three; the coordination role is to make each one owned, clocked, approved where it changes state, and evidenced.</w:t>
+        <w:t xml:space="preserve">all three; the coordination role is to make each one owned, clocked, approved where it changes state, and evidenced. CM-2’s registered closure sits in Vol III Book 03 (Patch &amp; Systems Management); this book touches CM-2 only through Azure Policy’s actuation of that baseline, so its</w:t>
+      </w:r>
+      <w:r>
+        <w:t xml:space="preserve"> </w:t>
+      </w:r>
+      <w:r>
+        <w:rPr>
+          <w:i/>
+          <w:iCs/>
+        </w:rPr>
+        <w:t xml:space="preserve">Authorities Closed Here</w:t>
+      </w:r>
+      <w:r>
+        <w:t xml:space="preserve"> </w:t>
+      </w:r>
+      <w:r>
+        <w:t xml:space="preserve">table registers the coordination closures CM-6, SI-2, and RA-5.</w:t>
       </w:r>
     </w:p>
     <w:p>
@@ -1699,7 +1715,7 @@
         <w:pStyle w:val="FirstParagraph"/>
       </w:pPr>
       <w:r>
-        <w:t xml:space="preserve">Draft. Azure Policy, Defender for Cloud, MDVM, Update Manager, and Arc are deployed examples; the detect→raise→actuate-native→close→evidence loop is the invariant, identical to the M365 book. Vendor claims cite vendor documentation (see References). The compliance-loop figure is authored as committed house-style SVG per ADR-093; further per-book figures follow in the PPTX→DOCX sync pass.</w:t>
+        <w:t xml:space="preserve">Draft. Azure Policy, Defender for Cloud, MDVM, Update Manager, and Arc are deployed examples; the detect→raise→actuate-native→close→evidence loop is the invariant, identical to the M365 book. Vendor claims cite vendor documentation (see References). The compliance-loop figure is authored as committed house-style SVG; further per-book figures follow in the PPTX→DOCX sync pass.</w:t>
       </w:r>
     </w:p>
     <w:bookmarkEnd w:id="25"/>
